--- a/validation/docs/VAL-LIMS-PQ-001-PQ.docx
+++ b/validation/docs/VAL-LIMS-PQ-001-PQ.docx
@@ -1505,7 +1505,7 @@
                 <w:sz w:val="18"/>
                 <w:szCs w:val="18"/>
               </w:rPr>
-              <w:t xml:space="preserve">2026-10-25</w:t>
+              <w:t xml:space="preserve">2026-10-26</w:t>
             </w:r>
           </w:p>
         </w:tc>
@@ -2558,7 +2558,7 @@
                 <w:sz w:val="18"/>
                 <w:szCs w:val="18"/>
               </w:rPr>
-              <w:t xml:space="preserve">2026-10-25</w:t>
+              <w:t xml:space="preserve">2026-10-26</w:t>
             </w:r>
           </w:p>
         </w:tc>
